--- a/public/cv/fullstack/abubakar_resume.docx
+++ b/public/cv/fullstack/abubakar_resume.docx
@@ -52,7 +52,7 @@
       <w:pPr>
         <w:spacing w:after="80"/>
       </w:pPr>
-      <w:hyperlink w:history="1" r:id="rIdvwwh5abh87uke4lsyg1xb">
+      <w:hyperlink w:history="1" r:id="rIdcslihk2_gfrc3ubwqowil">
         <w:r>
           <w:rPr>
             <w:rStyle w:val="Hyperlink"/>
@@ -72,7 +72,7 @@
         </w:rPr>
         <w:t xml:space="preserve">  •  </w:t>
       </w:r>
-      <w:hyperlink w:history="1" r:id="rIdrzrldse_bxvuizpuotvey">
+      <w:hyperlink w:history="1" r:id="rIdnfaxy1ft4kwytzyuviftt">
         <w:r>
           <w:rPr>
             <w:rStyle w:val="Hyperlink"/>
@@ -92,7 +92,7 @@
         </w:rPr>
         <w:t xml:space="preserve">  •  </w:t>
       </w:r>
-      <w:hyperlink w:history="1" r:id="rId097hvwt7w8xbwx5yt5ve8">
+      <w:hyperlink w:history="1" r:id="rIdmkostnvgrrli5l35jmbpj">
         <w:r>
           <w:rPr>
             <w:rStyle w:val="Hyperlink"/>

--- a/public/cv/fullstack/abubakar_resume.docx
+++ b/public/cv/fullstack/abubakar_resume.docx
@@ -52,7 +52,7 @@
       <w:pPr>
         <w:spacing w:after="80"/>
       </w:pPr>
-      <w:hyperlink w:history="1" r:id="rIdcslihk2_gfrc3ubwqowil">
+      <w:hyperlink w:history="1" r:id="rIdrjaaexdko1ztprr5wypbm">
         <w:r>
           <w:rPr>
             <w:rStyle w:val="Hyperlink"/>
@@ -72,7 +72,7 @@
         </w:rPr>
         <w:t xml:space="preserve">  •  </w:t>
       </w:r>
-      <w:hyperlink w:history="1" r:id="rIdnfaxy1ft4kwytzyuviftt">
+      <w:hyperlink w:history="1" r:id="rIdbscaz5zuwvzensrb1sziz">
         <w:r>
           <w:rPr>
             <w:rStyle w:val="Hyperlink"/>
@@ -92,7 +92,7 @@
         </w:rPr>
         <w:t xml:space="preserve">  •  </w:t>
       </w:r>
-      <w:hyperlink w:history="1" r:id="rIdmkostnvgrrli5l35jmbpj">
+      <w:hyperlink w:history="1" r:id="rIdywiwrrxl-of5vvdqv1m76">
         <w:r>
           <w:rPr>
             <w:rStyle w:val="Hyperlink"/>

--- a/public/cv/fullstack/abubakar_resume.docx
+++ b/public/cv/fullstack/abubakar_resume.docx
@@ -52,7 +52,7 @@
       <w:pPr>
         <w:spacing w:after="80"/>
       </w:pPr>
-      <w:hyperlink w:history="1" r:id="rIdrjaaexdko1ztprr5wypbm">
+      <w:hyperlink w:history="1" r:id="rIdrnd6klbwg3lkmljblgsy-">
         <w:r>
           <w:rPr>
             <w:rStyle w:val="Hyperlink"/>
@@ -72,7 +72,7 @@
         </w:rPr>
         <w:t xml:space="preserve">  •  </w:t>
       </w:r>
-      <w:hyperlink w:history="1" r:id="rIdbscaz5zuwvzensrb1sziz">
+      <w:hyperlink w:history="1" r:id="rIdsmoehikg6t-ignfvjori1">
         <w:r>
           <w:rPr>
             <w:rStyle w:val="Hyperlink"/>
@@ -92,7 +92,7 @@
         </w:rPr>
         <w:t xml:space="preserve">  •  </w:t>
       </w:r>
-      <w:hyperlink w:history="1" r:id="rIdywiwrrxl-of5vvdqv1m76">
+      <w:hyperlink w:history="1" r:id="rIdgra8kesdsi9il6-dwlojy">
         <w:r>
           <w:rPr>
             <w:rStyle w:val="Hyperlink"/>

--- a/public/cv/fullstack/abubakar_resume.docx
+++ b/public/cv/fullstack/abubakar_resume.docx
@@ -31,7 +31,7 @@
           <w:sz w:val="22"/>
           <w:szCs w:val="22"/>
         </w:rPr>
-        <w:t xml:space="preserve">Senior Full-Stack Engineer | React | Next.js | Django | PostgreSQL</w:t>
+        <w:t xml:space="preserve">Senior Full-Stack Engineer | React | Next.js | TypeScript | Python | Django | AWS</w:t>
       </w:r>
     </w:p>
     <w:p>
@@ -52,7 +52,7 @@
       <w:pPr>
         <w:spacing w:after="80"/>
       </w:pPr>
-      <w:hyperlink w:history="1" r:id="rIdrnd6klbwg3lkmljblgsy-">
+      <w:hyperlink w:history="1" r:id="rIdnt7jism6-lggsmkkrv0f3">
         <w:r>
           <w:rPr>
             <w:rStyle w:val="Hyperlink"/>
@@ -72,7 +72,7 @@
         </w:rPr>
         <w:t xml:space="preserve">  •  </w:t>
       </w:r>
-      <w:hyperlink w:history="1" r:id="rIdsmoehikg6t-ignfvjori1">
+      <w:hyperlink w:history="1" r:id="rIdaxu3prfvxnzarczpr1-qm">
         <w:r>
           <w:rPr>
             <w:rStyle w:val="Hyperlink"/>
@@ -92,7 +92,7 @@
         </w:rPr>
         <w:t xml:space="preserve">  •  </w:t>
       </w:r>
-      <w:hyperlink w:history="1" r:id="rIdgra8kesdsi9il6-dwlojy">
+      <w:hyperlink w:history="1" r:id="rIdycgo9jymc1wo88nbgep74">
         <w:r>
           <w:rPr>
             <w:rStyle w:val="Hyperlink"/>
@@ -134,7 +134,7 @@
           <w:sz w:val="19"/>
           <w:szCs w:val="19"/>
         </w:rPr>
-        <w:t xml:space="preserve">Full-Stack Engineer with 5+ years of experience architecting and shipping production software across React, Next.js, Django, and PostgreSQL. I take features from first idea to live deployment, prioritizing clean UI architecture, highly concurrent APIs, and robust asynchronous pipelines that hold up under real-world load. I am comfortable owning system design, database performance, and critical third-party integrations, and I thrive on solving complex, end-to-end engineering problems.</w:t>
+        <w:t xml:space="preserve">Full-Stack Engineer with 5+ years of experience architecting and shipping production software across Python and Django, React, TypeScript, and PostgreSQL. I take features from first idea to live deployment, prioritizing clean UI architecture, highly concurrent APIs, and robust asynchronous pipelines that hold up under real-world load. I have run production services on AWS with Kubernetes and EKS, PostgreSQL on RDS, and Redis caching, and I have built agentic AI features with tool calling and vector retrieval. I am comfortable owning system design, database performance, and critical third-party integrations end to end.</w:t>
       </w:r>
     </w:p>
     <w:p>
@@ -199,6 +199,42 @@
           <w:sz w:val="19"/>
           <w:szCs w:val="19"/>
         </w:rPr>
+        <w:t xml:space="preserve">Architected asynchronous processing pipelines using Celery and Redis for bulk document generation, scheduled jobs, and reporting systems managing 1,000+ assets.</w:t>
+      </w:r>
+    </w:p>
+    <w:p>
+      <w:pPr>
+        <w:pStyle w:val="ListParagraph"/>
+        <w:numPr>
+          <w:ilvl w:val="0"/>
+          <w:numId w:val="2"/>
+        </w:numPr>
+        <w:spacing w:after="15"/>
+      </w:pPr>
+      <w:r>
+        <w:rPr>
+          <w:rFonts w:ascii="Arial" w:cs="Arial" w:eastAsia="Arial" w:hAnsi="Arial"/>
+          <w:sz w:val="19"/>
+          <w:szCs w:val="19"/>
+        </w:rPr>
+        <w:t xml:space="preserve">Owned end-to-end third-party integrations across multiple production platforms, including Stripe for payments, SendGrid for transactional emails, and Looker for BI analytics.</w:t>
+      </w:r>
+    </w:p>
+    <w:p>
+      <w:pPr>
+        <w:pStyle w:val="ListParagraph"/>
+        <w:numPr>
+          <w:ilvl w:val="0"/>
+          <w:numId w:val="2"/>
+        </w:numPr>
+        <w:spacing w:after="15"/>
+      </w:pPr>
+      <w:r>
+        <w:rPr>
+          <w:rFonts w:ascii="Arial" w:cs="Arial" w:eastAsia="Arial" w:hAnsi="Arial"/>
+          <w:sz w:val="19"/>
+          <w:szCs w:val="19"/>
+        </w:rPr>
         <w:t xml:space="preserve">Cut API response times by 30-70% across core endpoints by resolving N+1 queries, optimizing ORM access patterns, and implementing strategic PostgreSQL indexing.</w:t>
       </w:r>
     </w:p>
@@ -217,7 +253,7 @@
           <w:sz w:val="19"/>
           <w:szCs w:val="19"/>
         </w:rPr>
-        <w:t xml:space="preserve">Architected asynchronous processing pipelines using Celery to handle heavy background workloads, including bulk PDF generation and scalable reporting systems managing 1,000+ assets.</w:t>
+        <w:t xml:space="preserve">Redesigned React frontend architecture, reducing unnecessary re-renders by 30% and improving page load times by 20-30% via memoization, code-splitting, and optimized state management.</w:t>
       </w:r>
     </w:p>
     <w:p>
@@ -235,6 +271,60 @@
           <w:sz w:val="19"/>
           <w:szCs w:val="19"/>
         </w:rPr>
+        <w:t xml:space="preserve">Designed secure REST APIs with Django REST Framework, implementing JWT authentication, authorization, and third-party integrations.</w:t>
+      </w:r>
+    </w:p>
+    <w:p>
+      <w:pPr>
+        <w:pStyle w:val="ListParagraph"/>
+        <w:numPr>
+          <w:ilvl w:val="0"/>
+          <w:numId w:val="2"/>
+        </w:numPr>
+        <w:spacing w:after="15"/>
+      </w:pPr>
+      <w:r>
+        <w:rPr>
+          <w:rFonts w:ascii="Arial" w:cs="Arial" w:eastAsia="Arial" w:hAnsi="Arial"/>
+          <w:sz w:val="19"/>
+          <w:szCs w:val="19"/>
+        </w:rPr>
+        <w:t xml:space="preserve">Implemented SSR, SSG, and ISR using Next.js while improving Core Web Vitals, accessibility, SEO, and overall application responsiveness.</w:t>
+      </w:r>
+    </w:p>
+    <w:p>
+      <w:pPr>
+        <w:pStyle w:val="ListParagraph"/>
+        <w:numPr>
+          <w:ilvl w:val="0"/>
+          <w:numId w:val="2"/>
+        </w:numPr>
+        <w:spacing w:after="15"/>
+      </w:pPr>
+      <w:r>
+        <w:rPr>
+          <w:rFonts w:ascii="Arial" w:cs="Arial" w:eastAsia="Arial" w:hAnsi="Arial"/>
+          <w:sz w:val="19"/>
+          <w:szCs w:val="19"/>
+        </w:rPr>
+        <w:t xml:space="preserve">Elevated automated test coverage from 10% to over 60% (Jest, Cypress, Vitest) and integrated quality gates (ESLint, Husky), reducing production bugs by 25%.</w:t>
+      </w:r>
+    </w:p>
+    <w:p>
+      <w:pPr>
+        <w:pStyle w:val="ListParagraph"/>
+        <w:numPr>
+          <w:ilvl w:val="0"/>
+          <w:numId w:val="2"/>
+        </w:numPr>
+        <w:spacing w:after="15"/>
+      </w:pPr>
+      <w:r>
+        <w:rPr>
+          <w:rFonts w:ascii="Arial" w:cs="Arial" w:eastAsia="Arial" w:hAnsi="Arial"/>
+          <w:sz w:val="19"/>
+          <w:szCs w:val="19"/>
+        </w:rPr>
         <w:t xml:space="preserve">Reworked GitLab CI/CD pipelines with parallel jobs and layer caching, reducing deployment times by 40%.</w:t>
       </w:r>
     </w:p>
@@ -253,7 +343,7 @@
           <w:sz w:val="19"/>
           <w:szCs w:val="19"/>
         </w:rPr>
-        <w:t xml:space="preserve">Elevated automated test coverage from 10% to over 60% (Jest, Cypress, Vitest) and integrated quality gates (ESLint, Husky), reducing production bugs by 25%.</w:t>
+        <w:t xml:space="preserve">Deployed and tuned services on AWS ECS/EKS and Lambda to support scaling, build performance, and deployment reliability.</w:t>
       </w:r>
     </w:p>
     <w:p>
@@ -271,7 +361,7 @@
           <w:sz w:val="19"/>
           <w:szCs w:val="19"/>
         </w:rPr>
-        <w:t xml:space="preserve">Redesigned React frontend architecture, reducing unnecessary re-renders by 30% and improving page load times by 20-30% via memoization, code-splitting, and optimized state management.</w:t>
+        <w:t xml:space="preserve">Owned Sentry monitoring to cut production error volume: error triage with session replay, release and performance tracking, Slack and GitHub integration, and PII-safe payload encryption that keeps sensitive data out of captured events.</w:t>
       </w:r>
     </w:p>
     <w:p>
@@ -289,7 +379,7 @@
           <w:sz w:val="19"/>
           <w:szCs w:val="19"/>
         </w:rPr>
-        <w:t xml:space="preserve">Owned end-to-end third-party integrations across multiple production platforms, including Stripe for payments, SendGrid for transactional emails, and Looker for BI analytics.</w:t>
+        <w:t xml:space="preserve">Used AI coding tools such as Cursor, Claude Code, Codex, GitHub Copilot, and ChatGPT for both autonomous multi-step tasks and hands-on pair-programming, applying them to PR review, architecture discussions, and custom internal tooling, while comparing model outputs using structured prompts.</w:t>
       </w:r>
     </w:p>
     <w:p>
@@ -307,79 +397,7 @@
           <w:sz w:val="19"/>
           <w:szCs w:val="19"/>
         </w:rPr>
-        <w:t xml:space="preserve">Implemented SSR, Static Site Generation, and modern frontend optimization techniques using Next.js to improve SEO and Core Web Vitals.</w:t>
-      </w:r>
-    </w:p>
-    <w:p>
-      <w:pPr>
-        <w:pStyle w:val="ListParagraph"/>
-        <w:numPr>
-          <w:ilvl w:val="0"/>
-          <w:numId w:val="2"/>
-        </w:numPr>
-        <w:spacing w:after="15"/>
-      </w:pPr>
-      <w:r>
-        <w:rPr>
-          <w:rFonts w:ascii="Arial" w:cs="Arial" w:eastAsia="Arial" w:hAnsi="Arial"/>
-          <w:sz w:val="19"/>
-          <w:szCs w:val="19"/>
-        </w:rPr>
-        <w:t xml:space="preserve">Developed interactive analytics dashboards using Chart.js and Google Looker to visualize business KPIs and operational insights.</w:t>
-      </w:r>
-    </w:p>
-    <w:p>
-      <w:pPr>
-        <w:pStyle w:val="ListParagraph"/>
-        <w:numPr>
-          <w:ilvl w:val="0"/>
-          <w:numId w:val="2"/>
-        </w:numPr>
-        <w:spacing w:after="15"/>
-      </w:pPr>
-      <w:r>
-        <w:rPr>
-          <w:rFonts w:ascii="Arial" w:cs="Arial" w:eastAsia="Arial" w:hAnsi="Arial"/>
-          <w:sz w:val="19"/>
-          <w:szCs w:val="19"/>
-        </w:rPr>
-        <w:t xml:space="preserve">Leveraged AI development tools including ChatGPT and GitHub Copilot to accelerate development, improve code quality, and streamline debugging and implementation workflows.</w:t>
-      </w:r>
-    </w:p>
-    <w:p>
-      <w:pPr>
-        <w:pStyle w:val="ListParagraph"/>
-        <w:numPr>
-          <w:ilvl w:val="0"/>
-          <w:numId w:val="2"/>
-        </w:numPr>
-        <w:spacing w:after="15"/>
-      </w:pPr>
-      <w:r>
-        <w:rPr>
-          <w:rFonts w:ascii="Arial" w:cs="Arial" w:eastAsia="Arial" w:hAnsi="Arial"/>
-          <w:sz w:val="19"/>
-          <w:szCs w:val="19"/>
-        </w:rPr>
-        <w:t xml:space="preserve">Volunteered in Arbisoft's graduate hiring process by designing and reviewing technical assessments used to evaluate entry-level software engineering candidates.</w:t>
-      </w:r>
-    </w:p>
-    <w:p>
-      <w:pPr>
-        <w:pStyle w:val="ListParagraph"/>
-        <w:numPr>
-          <w:ilvl w:val="0"/>
-          <w:numId w:val="2"/>
-        </w:numPr>
-        <w:spacing w:after="15"/>
-      </w:pPr>
-      <w:r>
-        <w:rPr>
-          <w:rFonts w:ascii="Arial" w:cs="Arial" w:eastAsia="Arial" w:hAnsi="Arial"/>
-          <w:sz w:val="19"/>
-          <w:szCs w:val="19"/>
-        </w:rPr>
-        <w:t xml:space="preserve">Built GitHub Actions automation to validate documentation integrity and prevent inconsistent generated documentation from reaching production.</w:t>
+        <w:t xml:space="preserve">Mentored junior engineers through regular code reviews and drove Agile feature delivery in tight collaboration with UX/UI designers and backend teams.</w:t>
       </w:r>
     </w:p>
     <w:p>
@@ -414,7 +432,7 @@
           <w:sz w:val="19"/>
           <w:szCs w:val="19"/>
         </w:rPr>
-        <w:t xml:space="preserve">FixAlert, Maintenance Platform</w:t>
+        <w:t xml:space="preserve">Telehealth Platform</w:t>
       </w:r>
       <w:r>
         <w:rPr>
@@ -425,7 +443,7 @@
           <w:sz w:val="18"/>
           <w:szCs w:val="18"/>
         </w:rPr>
-        <w:t xml:space="preserve">   ·   React + Django</w:t>
+        <w:t xml:space="preserve">   ·   Django + PostgreSQL + Kubernetes</w:t>
       </w:r>
     </w:p>
     <w:p>
@@ -443,7 +461,7 @@
           <w:sz w:val="19"/>
           <w:szCs w:val="19"/>
         </w:rPr>
-        <w:t xml:space="preserve">Resolved redundant database lookups to maintain API responsiveness under heavy load.</w:t>
+        <w:t xml:space="preserve">Architected and maintained a secure, HIPAA-compliant telehealth platform using Django, PostgreSQL on AWS RDS, and Kubernetes for container orchestration.</w:t>
       </w:r>
     </w:p>
     <w:p>
@@ -461,7 +479,7 @@
           <w:sz w:val="19"/>
           <w:szCs w:val="19"/>
         </w:rPr>
-        <w:t xml:space="preserve">Smoothed asynchronous workflows with Celery for bulk PDF generation and wired up Stripe payments.</w:t>
+        <w:t xml:space="preserve">Optimized patient-provider matching workflows through SQL query tuning and Redis caching, collaborating with data engineering to streamline ETL pipelines for real-time data processing.</w:t>
       </w:r>
     </w:p>
     <w:p>
@@ -479,7 +497,7 @@
           <w:sz w:val="19"/>
           <w:szCs w:val="19"/>
         </w:rPr>
-        <w:t xml:space="preserve">Designed asynchronous Celery workflows for QR generation, bulk PDF exports, and automated report generation.</w:t>
+        <w:t xml:space="preserve">Integrated HL7 ADT (admit, discharge, transfer) message processing so patient events sync between clinical systems as they happen, with HIPAA-compliant handling of PHI in transit.</w:t>
       </w:r>
     </w:p>
     <w:p>
@@ -494,7 +512,7 @@
           <w:sz w:val="19"/>
           <w:szCs w:val="19"/>
         </w:rPr>
-        <w:t xml:space="preserve">Landit, Career Platform</w:t>
+        <w:t xml:space="preserve">FixAlert, Maintenance Platform</w:t>
       </w:r>
       <w:r>
         <w:rPr>
@@ -505,7 +523,7 @@
           <w:sz w:val="18"/>
           <w:szCs w:val="18"/>
         </w:rPr>
-        <w:t xml:space="preserve">   ·   React + Next.js</w:t>
+        <w:t xml:space="preserve">   ·   React + Django</w:t>
       </w:r>
     </w:p>
     <w:p>
@@ -523,7 +541,7 @@
           <w:sz w:val="19"/>
           <w:szCs w:val="19"/>
         </w:rPr>
-        <w:t xml:space="preserve">Executed zero-downtime frontend framework migrations (Material UI v4 to v5, React Router v4 to v5).</w:t>
+        <w:t xml:space="preserve">Implemented Celery-based background processing, Stripe payment integration, and scalable reporting services.</w:t>
       </w:r>
     </w:p>
     <w:p>
@@ -541,7 +559,25 @@
           <w:sz w:val="19"/>
           <w:szCs w:val="19"/>
         </w:rPr>
-        <w:t xml:space="preserve">Developed custom Looker BI visualizations and scalable SendGrid email templates.</w:t>
+        <w:t xml:space="preserve">Optimized backend performance by eliminating N+1 queries and improving database access patterns.</w:t>
+      </w:r>
+    </w:p>
+    <w:p>
+      <w:pPr>
+        <w:pStyle w:val="ListParagraph"/>
+        <w:numPr>
+          <w:ilvl w:val="0"/>
+          <w:numId w:val="2"/>
+        </w:numPr>
+        <w:spacing w:after="10"/>
+      </w:pPr>
+      <w:r>
+        <w:rPr>
+          <w:rFonts w:ascii="Arial" w:cs="Arial" w:eastAsia="Arial" w:hAnsi="Arial"/>
+          <w:sz w:val="19"/>
+          <w:szCs w:val="19"/>
+        </w:rPr>
+        <w:t xml:space="preserve">Designed asynchronous Celery workflows for QR generation, bulk PDF exports, and automated report generation.</w:t>
       </w:r>
     </w:p>
     <w:p>
@@ -556,7 +592,7 @@
           <w:sz w:val="19"/>
           <w:szCs w:val="19"/>
         </w:rPr>
-        <w:t xml:space="preserve">AskImam, Q&amp;A Platform</w:t>
+        <w:t xml:space="preserve">Landit, Career Platform</w:t>
       </w:r>
       <w:r>
         <w:rPr>
@@ -567,7 +603,7 @@
           <w:sz w:val="18"/>
           <w:szCs w:val="18"/>
         </w:rPr>
-        <w:t xml:space="preserve">   ·   React + Django</w:t>
+        <w:t xml:space="preserve">   ·   React + Next.js + TypeScript</w:t>
       </w:r>
     </w:p>
     <w:p>
@@ -585,7 +621,7 @@
           <w:sz w:val="19"/>
           <w:szCs w:val="19"/>
         </w:rPr>
-        <w:t xml:space="preserve">Led backend migration from Django 2.x to 5.1, significantly improving runtime stability.</w:t>
+        <w:t xml:space="preserve">Built pages with React Server Components on the Next.js App Router, keeping data fetching on the server and reserving client components for the interactive parts of the page.</w:t>
       </w:r>
     </w:p>
     <w:p>
@@ -603,7 +639,25 @@
           <w:sz w:val="19"/>
           <w:szCs w:val="19"/>
         </w:rPr>
-        <w:t xml:space="preserve">Hardened authentication security and built full-stack features including an enhanced admin dashboard.</w:t>
+        <w:t xml:space="preserve">Executed zero-downtime frontend framework migrations (Material UI v4 to v5, React Router v4 to v5).</w:t>
+      </w:r>
+    </w:p>
+    <w:p>
+      <w:pPr>
+        <w:pStyle w:val="ListParagraph"/>
+        <w:numPr>
+          <w:ilvl w:val="0"/>
+          <w:numId w:val="2"/>
+        </w:numPr>
+        <w:spacing w:after="10"/>
+      </w:pPr>
+      <w:r>
+        <w:rPr>
+          <w:rFonts w:ascii="Arial" w:cs="Arial" w:eastAsia="Arial" w:hAnsi="Arial"/>
+          <w:sz w:val="19"/>
+          <w:szCs w:val="19"/>
+        </w:rPr>
+        <w:t xml:space="preserve">Developed custom Looker BI visualizations and scalable SendGrid email templates.</w:t>
       </w:r>
     </w:p>
     <w:p>
@@ -618,7 +672,7 @@
           <w:sz w:val="19"/>
           <w:szCs w:val="19"/>
         </w:rPr>
-        <w:t xml:space="preserve">Convo, Real-Time Chat Platform</w:t>
+        <w:t xml:space="preserve">Retrieval Chat, Agentic AI Assistant</w:t>
       </w:r>
       <w:r>
         <w:rPr>
@@ -629,7 +683,7 @@
           <w:sz w:val="18"/>
           <w:szCs w:val="18"/>
         </w:rPr>
-        <w:t xml:space="preserve">   ·   React + Django · Personal Project</w:t>
+        <w:t xml:space="preserve">   ·   Vercel AI SDK + OpenAI + Supabase pgvector · Personal Project</w:t>
       </w:r>
     </w:p>
     <w:p>
@@ -647,7 +701,7 @@
           <w:sz w:val="19"/>
           <w:szCs w:val="19"/>
         </w:rPr>
-        <w:t xml:space="preserve">Implemented live messaging over WebSockets using Django Channels and Redis.</w:t>
+        <w:t xml:space="preserve">Built a streaming chat interface with the Vercel AI SDK, rendering model output token-by-token with markdown formatting and sanitised HTML.</w:t>
       </w:r>
     </w:p>
     <w:p>
@@ -665,7 +719,7 @@
           <w:sz w:val="19"/>
           <w:szCs w:val="19"/>
         </w:rPr>
-        <w:t xml:space="preserve">Configured JWT authentication, user profiles, and a complete CI/CD pipeline.</w:t>
+        <w:t xml:space="preserve">Implemented agentic tool calling where the model selects between a custom pgvector knowledge-base retriever and live web search, surfacing the chosen source alongside the answer.</w:t>
       </w:r>
     </w:p>
     <w:p>
@@ -731,7 +785,7 @@
           <w:sz w:val="19"/>
           <w:szCs w:val="19"/>
         </w:rPr>
-        <w:t xml:space="preserve">React.js, Next.js, Redux Toolkit, TanStack Query, React Hook Form, Tailwind CSS, Material UI, SCSS</w:t>
+        <w:t xml:space="preserve">React.js, Next.js (App Router, Pages Router), Vue.js, TypeScript, Redux Toolkit, TanStack Query, React Hook Form, Tailwind CSS, Material UI, SCSS</w:t>
       </w:r>
     </w:p>
     <w:p>
@@ -754,7 +808,7 @@
           <w:sz w:val="19"/>
           <w:szCs w:val="19"/>
         </w:rPr>
-        <w:t xml:space="preserve">Django, Django REST Framework, REST API design, Celery (async/task queues), Django Channels</w:t>
+        <w:t xml:space="preserve">Python (Django, Django REST Framework, FastAPI, Flask), Node.js (NestJS, Express), REST API design, GraphQL, webhooks, JWT &amp; OAuth2 authentication, Celery &amp; RabbitMQ (async jobs), WebSockets, Scrapy</w:t>
       </w:r>
     </w:p>
     <w:p>
@@ -769,15 +823,15 @@
           <w:sz w:val="19"/>
           <w:szCs w:val="19"/>
         </w:rPr>
-        <w:t xml:space="preserve">Backend Integration: </w:t>
-      </w:r>
-      <w:r>
-        <w:rPr>
-          <w:rFonts w:ascii="Arial" w:cs="Arial" w:eastAsia="Arial" w:hAnsi="Arial"/>
-          <w:sz w:val="19"/>
-          <w:szCs w:val="19"/>
-        </w:rPr>
-        <w:t xml:space="preserve">REST APIs, GraphQL, API Design Collaboration</w:t>
+        <w:t xml:space="preserve">Databases: </w:t>
+      </w:r>
+      <w:r>
+        <w:rPr>
+          <w:rFonts w:ascii="Arial" w:cs="Arial" w:eastAsia="Arial" w:hAnsi="Arial"/>
+          <w:sz w:val="19"/>
+          <w:szCs w:val="19"/>
+        </w:rPr>
+        <w:t xml:space="preserve">PostgreSQL, MySQL, MongoDB, Redis, Prisma, Drizzle ORM, Django ORM, Database Indexing, Query Optimization, Caching</w:t>
       </w:r>
     </w:p>
     <w:p>
@@ -792,15 +846,15 @@
           <w:sz w:val="19"/>
           <w:szCs w:val="19"/>
         </w:rPr>
-        <w:t xml:space="preserve">Databases: </w:t>
-      </w:r>
-      <w:r>
-        <w:rPr>
-          <w:rFonts w:ascii="Arial" w:cs="Arial" w:eastAsia="Arial" w:hAnsi="Arial"/>
-          <w:sz w:val="19"/>
-          <w:szCs w:val="19"/>
-        </w:rPr>
-        <w:t xml:space="preserve">PostgreSQL, Redis, Query Optimization, Database Indexing, Caching Strategies</w:t>
+        <w:t xml:space="preserve">Cloud &amp; DevOps: </w:t>
+      </w:r>
+      <w:r>
+        <w:rPr>
+          <w:rFonts w:ascii="Arial" w:cs="Arial" w:eastAsia="Arial" w:hAnsi="Arial"/>
+          <w:sz w:val="19"/>
+          <w:szCs w:val="19"/>
+        </w:rPr>
+        <w:t xml:space="preserve">AWS (ECS, EKS, Lambda, S3, RDS, Cognito, API Gateway), Docker, Kubernetes, GitHub Actions, GitLab CI/CD, Datadog, Sentry, Nginx, Linux, Git</w:t>
       </w:r>
     </w:p>
     <w:p>
@@ -815,6 +869,29 @@
           <w:sz w:val="19"/>
           <w:szCs w:val="19"/>
         </w:rPr>
+        <w:t xml:space="preserve">Testing: </w:t>
+      </w:r>
+      <w:r>
+        <w:rPr>
+          <w:rFonts w:ascii="Arial" w:cs="Arial" w:eastAsia="Arial" w:hAnsi="Arial"/>
+          <w:sz w:val="19"/>
+          <w:szCs w:val="19"/>
+        </w:rPr>
+        <w:t xml:space="preserve">Jest, Cypress, Vitest, React Testing Library, Pytest, Django Test Framework, Testcontainers, ESLint, Prettier, Husky</w:t>
+      </w:r>
+    </w:p>
+    <w:p>
+      <w:pPr>
+        <w:spacing w:after="20"/>
+      </w:pPr>
+      <w:r>
+        <w:rPr>
+          <w:rFonts w:ascii="Arial" w:cs="Arial" w:eastAsia="Arial" w:hAnsi="Arial"/>
+          <w:b/>
+          <w:bCs/>
+          <w:sz w:val="19"/>
+          <w:szCs w:val="19"/>
+        </w:rPr>
         <w:t xml:space="preserve">Integrations: </w:t>
       </w:r>
       <w:r>
@@ -823,7 +900,7 @@
           <w:sz w:val="19"/>
           <w:szCs w:val="19"/>
         </w:rPr>
-        <w:t xml:space="preserve">Stripe (payments), SendGrid (email), WebSockets, JWT auth, Google Looker (BI), Google Analytics</w:t>
+        <w:t xml:space="preserve">Stripe (payments), SendGrid &amp; Resend (email), Firebase Auth, Google Maps, PostHog &amp; Google Analytics, Google Looker (BI), JWT/OAuth2</w:t>
       </w:r>
     </w:p>
     <w:p>
@@ -838,15 +915,15 @@
           <w:sz w:val="19"/>
           <w:szCs w:val="19"/>
         </w:rPr>
-        <w:t xml:space="preserve">Testing: </w:t>
-      </w:r>
-      <w:r>
-        <w:rPr>
-          <w:rFonts w:ascii="Arial" w:cs="Arial" w:eastAsia="Arial" w:hAnsi="Arial"/>
-          <w:sz w:val="19"/>
-          <w:szCs w:val="19"/>
-        </w:rPr>
-        <w:t xml:space="preserve">Jest, Cypress, Vitest, React Testing Library, Django Test Framework</w:t>
+        <w:t xml:space="preserve">AI/ML: </w:t>
+      </w:r>
+      <w:r>
+        <w:rPr>
+          <w:rFonts w:ascii="Arial" w:cs="Arial" w:eastAsia="Arial" w:hAnsi="Arial"/>
+          <w:sz w:val="19"/>
+          <w:szCs w:val="19"/>
+        </w:rPr>
+        <w:t xml:space="preserve">LLM Application Architecture, AI Agents, Tool/Function Calling, Structured Outputs (Zod, Pydantic), Model Context Protocol (MCP), RAG, Embeddings &amp; Vector Databases (pgvector), Prompt &amp; Context Engineering, OpenAI / OpenRouter / Ollama (local models), Vercel AI SDK</w:t>
       </w:r>
     </w:p>
     <w:p>
@@ -861,15 +938,15 @@
           <w:sz w:val="19"/>
           <w:szCs w:val="19"/>
         </w:rPr>
-        <w:t xml:space="preserve">DevOps: </w:t>
-      </w:r>
-      <w:r>
-        <w:rPr>
-          <w:rFonts w:ascii="Arial" w:cs="Arial" w:eastAsia="Arial" w:hAnsi="Arial"/>
-          <w:sz w:val="19"/>
-          <w:szCs w:val="19"/>
-        </w:rPr>
-        <w:t xml:space="preserve">GitLab CI/CD, GitHub Actions, Jenkins, Docker, Nginx, Git, ESLint, Prettier, Husky, AWS, Vercel</w:t>
+        <w:t xml:space="preserve">AI Development: </w:t>
+      </w:r>
+      <w:r>
+        <w:rPr>
+          <w:rFonts w:ascii="Arial" w:cs="Arial" w:eastAsia="Arial" w:hAnsi="Arial"/>
+          <w:sz w:val="19"/>
+          <w:szCs w:val="19"/>
+        </w:rPr>
+        <w:t xml:space="preserve">ChatGPT, GitHub Copilot, Cursor, Claude Code, Codex, Prompt Engineering, AI-Assisted Development</w:t>
       </w:r>
     </w:p>
     <w:p>
@@ -893,98 +970,6 @@
           <w:szCs w:val="19"/>
         </w:rPr>
         <w:t xml:space="preserve">Data Structures &amp; Algorithms, System Design, Performance Optimization, Agile/Scrum, Code Review, Mentoring</w:t>
-      </w:r>
-    </w:p>
-    <w:p>
-      <w:pPr>
-        <w:spacing w:after="20"/>
-      </w:pPr>
-      <w:r>
-        <w:rPr>
-          <w:rFonts w:ascii="Arial" w:cs="Arial" w:eastAsia="Arial" w:hAnsi="Arial"/>
-          <w:b/>
-          <w:bCs/>
-          <w:sz w:val="19"/>
-          <w:szCs w:val="19"/>
-        </w:rPr>
-        <w:t xml:space="preserve">Frontend Engineering: </w:t>
-      </w:r>
-      <w:r>
-        <w:rPr>
-          <w:rFonts w:ascii="Arial" w:cs="Arial" w:eastAsia="Arial" w:hAnsi="Arial"/>
-          <w:sz w:val="19"/>
-          <w:szCs w:val="19"/>
-        </w:rPr>
-        <w:t xml:space="preserve">Performance Profiling, Code Splitting, Lazy Loading, Accessibility (WCAG), Responsive Design, Component Architecture</w:t>
-      </w:r>
-    </w:p>
-    <w:p>
-      <w:pPr>
-        <w:spacing w:after="20"/>
-      </w:pPr>
-      <w:r>
-        <w:rPr>
-          <w:rFonts w:ascii="Arial" w:cs="Arial" w:eastAsia="Arial" w:hAnsi="Arial"/>
-          <w:b/>
-          <w:bCs/>
-          <w:sz w:val="19"/>
-          <w:szCs w:val="19"/>
-        </w:rPr>
-        <w:t xml:space="preserve">Data Visualization: </w:t>
-      </w:r>
-      <w:r>
-        <w:rPr>
-          <w:rFonts w:ascii="Arial" w:cs="Arial" w:eastAsia="Arial" w:hAnsi="Arial"/>
-          <w:sz w:val="19"/>
-          <w:szCs w:val="19"/>
-        </w:rPr>
-        <w:t xml:space="preserve">Chart.js, Google Looker, Analytics Dashboards, Interactive Charts</w:t>
-      </w:r>
-    </w:p>
-    <w:p>
-      <w:pPr>
-        <w:spacing w:after="20"/>
-      </w:pPr>
-      <w:r>
-        <w:rPr>
-          <w:rFonts w:ascii="Arial" w:cs="Arial" w:eastAsia="Arial" w:hAnsi="Arial"/>
-          <w:b/>
-          <w:bCs/>
-          <w:sz w:val="19"/>
-          <w:szCs w:val="19"/>
-        </w:rPr>
-        <w:t xml:space="preserve">AI Development: </w:t>
-      </w:r>
-      <w:r>
-        <w:rPr>
-          <w:rFonts w:ascii="Arial" w:cs="Arial" w:eastAsia="Arial" w:hAnsi="Arial"/>
-          <w:sz w:val="19"/>
-          <w:szCs w:val="19"/>
-        </w:rPr>
-        <w:t xml:space="preserve">ChatGPT, GitHub Copilot, Prompt Engineering, AI-Assisted Development</w:t>
-      </w:r>
-    </w:p>
-    <w:p>
-      <w:pPr>
-        <w:spacing w:after="20"/>
-      </w:pPr>
-      <w:r>
-        <w:rPr>
-          <w:rFonts w:ascii="Arial" w:cs="Arial" w:eastAsia="Arial" w:hAnsi="Arial"/>
-          <w:b/>
-          <w:bCs/>
-          <w:sz w:val="19"/>
-          <w:szCs w:val="19"/>
-        </w:rPr>
-        <w:t xml:space="preserve">AI/ML: </w:t>
-      </w:r>
-      <w:r>
-        <w:rPr>
-          <w:rFonts w:ascii="Arial" w:cs="Arial" w:eastAsia="Arial" w:hAnsi="Arial"/>
-          <w:sz w:val="19"/>
-          <w:szCs w:val="19"/>
-        </w:rPr>
-        <w:t xml:space="preserve">Prompt Engineering, Context Engineering, Embeddings, Vector Databases, RAG, Vercel AI SDK</w:t>
       </w:r>
     </w:p>
     <w:p>
